--- a/templates/openagreements-cc-by-4.0/openagreements-restrictive-covenant-indiana/template.fill.docx
+++ b/templates/openagreements-cc-by-4.0/openagreements-restrictive-covenant-indiana/template.fill.docx
@@ -1470,7 +1470,7 @@
         <w:t xml:space="preserve">“Confidential Information”</w:t>
       </w:r>
       <w:r>
-        <w:t xml:space="preserve"> means non-public information relating to Employer's business, including trade secrets, customer lists, pricing, business processes, technical data, and strategic plans, but excluding information that becomes public through no fault of Employee and excluding the general skills, knowledge, and experience Employee acquired during employment, which Indiana does not treat as a protectable interest.</w:t>
+        <w:t xml:space="preserve"> means non-public information relating to Employer's business, including trade secrets, customer lists, pricing, business processes, technical data, and strategic plans, but excluding information that becomes public through no fault of Employee and excluding the general skills, knowledge, and experience Employee acquired during employment.</w:t>
       </w:r>
     </w:p>
     <w:p>
@@ -1530,7 +1530,7 @@
         <w:t xml:space="preserve">{covered_employee_period}</w:t>
       </w:r>
       <w:r>
-        <w:t xml:space="preserve"> before termination of employment and who hold Confidential Information or specialized, hard-to-replace value in which Employer has a legitimate protectable interest. This class is deliberately limited to such employees, and not to Employer's workforce at large, because an employee non-solicitation covenant reaching all of the employer's employees is overbroad under Indiana law and the eraser blue pencil cannot rewrite an all-employees class into a narrower one.</w:t>
+        <w:t xml:space="preserve"> before termination of employment and who hold Confidential Information or specialized, hard-to-replace value in which Employer has a legitimate protectable interest. This class is limited to such employees and does not extend to Employer's workforce at large.</w:t>
       </w:r>
     </w:p>
     <w:p>
@@ -1581,7 +1581,7 @@
         <w:t xml:space="preserve">“Protected Interests”</w:t>
       </w:r>
       <w:r>
-        <w:t xml:space="preserve"> means the legitimate business interests an Indiana covenant may protect under the Central Indiana Podiatry, P.C. v. Krueger reasonableness rule, namely Employer's Confidential Information, Employer's trade secrets as defined by the Indiana Uniform Trade Secrets Act (Ind. Code § 24-2-3-2), Employer's goodwill in its customer, vendor, referral-source, and business-partner relationships, and Employer's established customer relationships, but not Employer's interest in avoiding ordinary competition and not the general skills or routine industry knowledge of Employee.</w:t>
+        <w:t xml:space="preserve"> means the legitimate business interests an Indiana covenant may protect, namely Employer's Confidential Information, Employer's trade secrets as defined by the Indiana Uniform Trade Secrets Act (Ind. Code § 24-2-3-2), Employer's goodwill in its customer, vendor, referral-source, and business-partner relationships, and Employer's established customer relationships, but not Employer's interest in avoiding ordinary competition and not the general skills or routine industry knowledge of Employee.</w:t>
       </w:r>
     </w:p>
     <w:p>
@@ -1644,7 +1644,7 @@
         <w:t xml:space="preserve">“Solicit”</w:t>
       </w:r>
       <w:r>
-        <w:t xml:space="preserve"> means to directly or indirectly contact, approach, induce, or encourage any person or entity for the purpose of diverting business away from Employer, but does not include responding to general advertisements or unsolicited inquiries not initiated by Employee. This is a standalone, severable definition, so that if any part of it were held unreasonable the remainder could be enforced without a court rewriting it.</w:t>
+        <w:t xml:space="preserve"> means to directly or indirectly contact, approach, induce, or encourage any person or entity for the purpose of diverting business away from Employer, but does not include responding to general advertisements or unsolicited inquiries not initiated by Employee. This is a standalone, severable definition, so that if any part of it is not enforced the remainder stands on its own.</w:t>
       </w:r>
     </w:p>
     <w:p>
@@ -1694,7 +1694,7 @@
         <w:ind w:left="720"/>
       </w:pPr>
       <w:r>
-        <w:t xml:space="preserve">Employer and Employee acknowledge that each restrictive covenant in this agreement is intended to protect one or more of Employer's Protected Interests and to impose no restraint greater than is required for that protection. Indiana has no general non-compete statute; covenants not to compete are not favored in the law (Dicen v. New Sesco, Inc., 839 N.E.2d 684 (Ind. 2005)), and Indiana courts construe them strictly against the employer and will not enforce an unreasonable restriction. Under Central Indiana Podiatry, P.C. v. Krueger, 882 N.E.2d 723 (Ind. 2008), the employer must first show that it has a legitimate interest to be protected by the agreement, and the employer also bears the burden of establishing that the agreement is reasonable in scope as to the time, activity, and geographic area restricted. The parties acknowledge that each covenant is meant to guard Employer's Confidential Information, trade secrets, and established customer relationships and goodwill, and not to suppress ordinary competition or to restrain Employee's general skills and routine industry knowledge, which are not protectable. Employer would not provide Employee with access to these Protected Interests absent the protections in this agreement. If this agreement arises ancillary to the sale of a business or of an owner's equity interest, the parties acknowledge that such covenants are enforced on a more liberal, buyer-favoring basis than covenants in an ordinary employment relationship (Zollinger v. Wagner-Meinert Engineering, LLC, 146 N.E.3d 1060 (Ind. Ct. App. 2020)).</w:t>
+        <w:t xml:space="preserve">Employer and Employee acknowledge that each restrictive covenant in this agreement is intended to protect one or more of Employer's Protected Interests and to impose no restraint greater than is required for that protection. The parties acknowledge that each covenant is meant to guard Employer's Confidential Information, trade secrets, and established customer relationships and goodwill, and not to suppress ordinary competition or to restrain Employee's general skills and routine industry knowledge, which are not protectable. The parties intend each covenant to be no greater in time, activity, and geographic area than is required to protect the Protected Interests it serves. Employer would not provide Employee with access to these Protected Interests absent the protections in this agreement. If this agreement arises ancillary to the sale of a business or of an owner's equity interest, the parties acknowledge that such covenants are subject to a more liberal, buyer-favoring enforcement standard than covenants in an ordinary employment relationship.</w:t>
       </w:r>
     </w:p>
     <w:p>
@@ -1723,7 +1723,7 @@
         <w:ind w:left="720"/>
       </w:pPr>
       <w:r>
-        <w:t xml:space="preserve">The parties acknowledge that this agreement is supported by adequate consideration. If Employee is an existing at-will employee, the parties agree that Employee's continued employment can serve as consideration for the covenants in this agreement, including where an at-will employee is told to sign a new non-competition agreement or be terminated (Med-1 Solutions, LLC v. Taylor, No. 24A-PL-450 (Ind. Ct. App. Nov. 25, 2024)); no separate payment, raise, or promotion is required. If this agreement is signed at the outset of employment, the offer and commencement of employment is the consideration. Employee acknowledges having had the opportunity to consult with independent legal counsel before signing this agreement. Employee acknowledges that the restrictions in this agreement are reasonable and necessary to protect Employer's Protected Interests, and understands that adequate consideration establishes only that the covenants are supported, not that they are reasonable — each covenant must independently satisfy the Krueger reasonableness test on time, activity, and geography, on which the employer carries the burden. This agreement is effective as of the Effective Date listed in Cover Terms, which also fixes the execution date that selects the governing physician statutory layer.</w:t>
+        <w:t xml:space="preserve">The parties acknowledge that this agreement is supported by adequate consideration. If Employee is an existing at-will employee, the parties agree that Employee's continued employment can serve as consideration for the covenants in this agreement, including where an at-will employee is asked to sign a new non-competition agreement as a condition of continued employment; no separate payment, raise, or promotion is required. If this agreement is signed at the outset of employment, the offer and commencement of employment is the consideration. Employee acknowledges having had the opportunity to consult with independent legal counsel before signing this agreement. Employee acknowledges that the restrictions in this agreement are reasonable and necessary to protect Employer's Protected Interests, and that each covenant is intended to be independently reasonable in time, activity, and geographic area rather than to rest on the sufficiency of consideration alone. This agreement is effective as of the Effective Date listed in Cover Terms, which also fixes the execution date that selects the governing physician statutory layer.</w:t>
       </w:r>
     </w:p>
     <w:p>
@@ -1752,7 +1752,7 @@
         <w:ind w:left="720"/>
       </w:pPr>
       <w:r>
-        <w:t xml:space="preserve">Employee must treat all Confidential Information as strictly confidential. Employee must not use or disclose Confidential Information except as required to perform authorized job duties or with Employer's prior written consent. Employee's obligations regarding trade secrets continue in perpetuity, for as long as the information remains a trade secret. Employee's obligations regarding other Confidential Information continue for the period specified in Cover Terms. Trade secrets are protected under Indiana law, including the Indiana Uniform Trade Secrets Act, Ind. Code § 24-2-3-2, which defines a trade secret as information that derives independent economic value, actual or potential, from not being generally known to, and not being readily ascertainable by proper means by, other persons who can obtain economic value from its disclosure or use, and that is the subject of efforts that are reasonable under the circumstances to maintain its secrecy. This confidentiality obligation is intended to operate alongside, and independent of, any restrictive covenant, and does not restrict Employee's use of the general knowledge, skill, and experience Employee acquired during employment. For a physician whose non-compete is unenforceable or statutorily void, this trade-secret and confidentiality protection is the protection that remains and is not diminished by the fate of any covenant.</w:t>
+        <w:t xml:space="preserve">Employee must treat all Confidential Information as strictly confidential. Employee must not use or disclose Confidential Information except as required to perform authorized job duties or with Employer's prior written consent. Employee's obligations regarding trade secrets continue in perpetuity, for as long as the information remains a trade secret. Employee's obligations regarding other Confidential Information continue for the period specified in Cover Terms. This confidentiality obligation is intended to operate alongside, and independent of, any restrictive covenant, and does not restrict Employee's use of the general knowledge, skill, and experience Employee acquired during employment. This confidentiality and trade-secret protection stands on its own and is not diminished by the unenforceability of any covenant.</w:t>
       </w:r>
     </w:p>
     <w:p>
@@ -1810,7 +1810,7 @@
         <w:ind w:left="720"/>
       </w:pPr>
       <w:r>
-        <w:t xml:space="preserve">Upon termination of employment, Employee must promptly return to Employer all documents, devices, files, credentials, and other materials containing or relating to Confidential Information. Where permitted, Employee must permanently delete electronic copies of Confidential Information from personal devices and accounts. Employee must certify compliance with this section in writing upon Employer's request. The parties intend that these return, deletion, and certification mechanics serve as part of Employer's efforts reasonable under the circumstances to maintain the secrecy of its trade secrets, as contemplated by Ind. Code § 24-2-3-2, and as contemporaneous evidence supporting the trade-secret and confidentiality claims that survive even where a covenant does not.</w:t>
+        <w:t xml:space="preserve">Upon termination of employment, Employee must promptly return to Employer all documents, devices, files, credentials, and other materials containing or relating to Confidential Information. Where permitted, Employee must permanently delete electronic copies of Confidential Information from personal devices and accounts. Employee must certify compliance with this section in writing upon Employer's request. The parties intend that these return, deletion, and certification mechanics serve as part of Employer's efforts reasonable under the circumstances to maintain the secrecy of its trade secrets.</w:t>
       </w:r>
     </w:p>
     <w:p>
@@ -1844,7 +1844,7 @@
         <w:ind w:left="720"/>
       </w:pPr>
       <w:r>
-        <w:t xml:space="preserve">During the Restricted Period, Employee must not Solicit, recruit, hire, or attempt to hire any Covered Employee. This restriction does not prohibit Employee from providing a professional reference upon request or from hiring a person who responds to a general advertisement not directed specifically at Employer's employees. This covenant is analyzed under the Krueger reasonableness rule and reaches only Covered Employees — a class limited to workers in whom Employer holds a legitimate protectable interest — during the Restricted Period. The parties draft it this way because an employee non-solicitation covenant that applies to all of the employer's employees is overbroad (Heraeus Medical, LLC v. Zimmer, Inc., 135 N.E.3d 150 (Ind. 2019)), and because Indiana's eraser blue pencil cannot narrow an all-employees class, the limiting look-back in the Covered Employees definition is drafted as a severable, independently reasonable unit.</w:t>
+        <w:t xml:space="preserve">During the Restricted Period, Employee must not Solicit, recruit, hire, or attempt to hire any Covered Employee. This restriction does not prohibit Employee from providing a professional reference upon request or from hiring a person who responds to a general advertisement not directed specifically at Employer's employees. This covenant reaches only Covered Employees — a class limited to workers in whom Employer holds a legitimate protectable interest — during the Restricted Period. The limiting look-back in the Covered Employees definition is stated as a separate, severable, independently reasonable unit.</w:t>
       </w:r>
     </w:p>
     <w:p>
@@ -1883,7 +1883,7 @@
         <w:ind w:left="720"/>
       </w:pPr>
       <w:r>
-        <w:t xml:space="preserve">During the Restricted Period, Employee must not Solicit the business of any Covered Customer. Indiana courts analyze this customer non-solicitation covenant under the Krueger reasonableness rule (Central Indiana Podiatry, P.C. v. Krueger, 882 N.E.2d 723 (Ind. 2008)); it reaches only Covered Customers with whom Employee had material contact or about whom Employee held Confidential Information, and Employer must prove that connection to the legitimate interest that justifies it. This covenant maps directly onto Employer's customer-goodwill interest and, together with the confidentiality and trade-secret protections in this agreement, is often the most defensible restraint in the Indiana family. It is drafted as its own severable unit so that an eraser pass could address it without disturbing the other covenants.</w:t>
+        <w:t xml:space="preserve">During the Restricted Period, Employee must not Solicit the business of any Covered Customer. This covenant reaches only Covered Customers with whom Employee had material contact or about whom Employee held Confidential Information, tying it to the legitimate interest that justifies it. This covenant maps directly onto Employer's customer-goodwill interest and operates together with the confidentiality and trade-secret protections in this agreement. It is drafted as its own severable unit so that a court addressing it does not disturb the other covenants.</w:t>
       </w:r>
     </w:p>
     <w:p>
@@ -1922,7 +1922,7 @@
         <w:ind w:left="720"/>
       </w:pPr>
       <w:r>
-        <w:t xml:space="preserve">During the Restricted Period, Employee must not accept, service, or do business with any Covered Customer, regardless of whether Employee or the Covered Customer first initiated contact. This restriction is broader than non-solicitation because it applies even if the Covered Customer approaches Employee. Because Indiana construes every covenant strictly against the employer, this clause is a deliberate risk decision that needs its own protectable-interest story; it is sized tightly to the goodwill it protects, reaches only Covered Customers with whom Employee had material contact, and is drafted severably from the narrower non-solicitation covenant so that the modest clause survives if the broader one falls.</w:t>
+        <w:t xml:space="preserve">During the Restricted Period, Employee must not accept, service, or do business with any Covered Customer, regardless of whether Employee or the Covered Customer first initiated contact. This restriction is broader than non-solicitation because it applies even if the Covered Customer approaches Employee. It is sized to the goodwill it protects, reaches only Covered Customers with whom Employee had material contact, and is drafted severably from the narrower non-solicitation covenant so that the narrower clause survives if the broader one is not enforced.</w:t>
       </w:r>
     </w:p>
     <w:p>
@@ -1961,7 +1961,7 @@
         <w:ind w:left="720"/>
       </w:pPr>
       <w:r>
-        <w:t xml:space="preserve">During the Restricted Period, Employee must not, within the Restricted Territory, engage in the same activities Employee actually performed for Employer on behalf of a Competitive Business. This covenant restrains only the activity Employee performed for Employer and does not bar Employee from working for a competitor in any capacity, including roles unrelated to any Protected Interest, because an any-capacity activity restraint is unreasonably broad under Indiana law (Med-1 Solutions, LLC v. Taylor, No. 24A-PL-450 (Ind. Ct. App. Nov. 25, 2024)). This covenant exists to protect Employer's Protected Interests — its Confidential Information, trade secrets, and established customer relationships and goodwill — and not to restrain ordinary competition. Consistent with the Krueger reasonableness rule, the parties intend this covenant to be no greater than is required for the protection of Employer, with its activity, time, and territory sized to Employee's actual role and Employer's actual market, and the employer acknowledges it bears the burden of proving each dimension reasonable. If Employer has identified specific competitors in Cover Terms under Specified Competitors, the parties intend this covenant to be understood and, if necessary, enforced as limited to those named competitors, because a named list is strong reasonableness evidence and each discrete list entry is a clearly divisible part the blue pencil can strike individually while leaving a working covenant. The activity restriction, the duration, the territory, and any named-competitor limit are each stated as separate, grammatically severable units so that an eraser pass leaves a working restraint rather than a blank page. Passive Public Holdings are permitted.</w:t>
+        <w:t xml:space="preserve">During the Restricted Period, Employee must not, within the Restricted Territory, engage in the same activities Employee actually performed for Employer on behalf of a Competitive Business. This covenant restrains only the activity Employee performed for Employer and does not bar Employee from working for a competitor in any capacity, including roles unrelated to any Protected Interest. This covenant exists to protect Employer's Protected Interests — its Confidential Information, trade secrets, and established customer relationships and goodwill — and not to restrain ordinary competition. The parties intend this covenant to be no greater than is required for the protection of Employer, with its activity, time, and territory sized to Employee's actual role and Employer's actual market. If Employer has identified specific competitors in Cover Terms under Specified Competitors, the parties intend this covenant to be understood and, if necessary, enforced as limited to those named competitors, with each discrete list entry stated as a separately severable part. The activity restriction, the duration, the territory, and any named-competitor limit are each stated as separate, grammatically severable units so that a court striking one part leaves a working restraint. Passive Public Holdings are permitted.</w:t>
       </w:r>
     </w:p>
     <w:p>
@@ -2000,7 +2000,7 @@
         <w:ind w:left="720"/>
       </w:pPr>
       <w:r>
-        <w:t xml:space="preserve">During the Restricted Period, Employee must not acquire or hold any active ownership interest in, serve as a director, officer, manager, or advisor to, or have material economic participation in any Competitive Business. This restriction primarily targets active or material ownership in private competitors. Because this covenant restrains active roles at and material participation in a Competitive Business, it is a post-employment restraint analyzed under the Krueger reasonableness rule, connects to a Protected Interest rather than to a general wish to keep Employee's capital out of the industry, and is drawn no broader than necessary and as a severable unit. Passive Public Holdings are permitted.</w:t>
+        <w:t xml:space="preserve">During the Restricted Period, Employee must not acquire or hold any active ownership interest in, serve as a director, officer, manager, or advisor to, or have material economic participation in any Competitive Business. This restriction primarily targets active or material ownership in private competitors. Because this covenant restrains active roles at and material participation in a Competitive Business, it is a post-employment restraint that connects to a Protected Interest rather than to a general wish to keep Employee's capital out of the industry, and is drawn no broader than necessary and as a severable unit. Passive Public Holdings are permitted.</w:t>
       </w:r>
     </w:p>
     <w:p>
@@ -2084,7 +2084,7 @@
         <w:spacing w:before="0" w:after="120" w:line="340" w:lineRule="auto"/>
       </w:pPr>
       <w:r>
-        <w:t xml:space="preserve">First, for a physician noncompete entered on or after July 1, 2020, the covenant is enforceable only if it includes all of the provisions Indiana Code § 25-22.5-5.5-2 requires, including a provision giving the physician, after the physician's employment terminates or the contract expires, the option to purchase a complete and final release from the terms of the covenant at a reasonable price (House Enrolled Act 1004 (2020); buyout provision as amended by Senate Enrolled Act 7 (2023)). The statute does not define a reasonable price, so the parties state the price or price mechanism in Cover Terms under Release Buyout Price rather than leaving the term open. A physician noncompete within the chapter is also unenforceable where Employer terminates the physician's employment without cause (Ind. Code § 25-22.5-5.5-2(b)(1)).</w:t>
+        <w:t xml:space="preserve">First, for a physician noncompete entered on or after July 1, 2020, the covenant is enforceable only if it includes all of the provisions Indiana Code § 25-22.5-5.5-2 requires, including a provision giving the physician, after the physician's employment terminates or the contract expires, the option to purchase a complete and final release from the terms of the covenant at a reasonable price. The statute does not define a reasonable price, so the parties state the price or price mechanism in Cover Terms under Release Buyout Price rather than leaving the term open. A physician noncompete within the chapter is also unenforceable where Employer terminates the physician's employment without cause (Ind. Code § 25-22.5-5.5-2(b)(1)).</w:t>
       </w:r>
     </w:p>
     <w:p>
@@ -2097,7 +2097,7 @@
         <w:spacing w:before="0" w:after="120" w:line="340" w:lineRule="auto"/>
       </w:pPr>
       <w:r>
-        <w:t xml:space="preserve">Second, if Employee is a primary care physician, this agreement does not include and the parties may not enter a noncompete covenant restraining Employee, for any covenant entered on or after July 1, 2023: notwithstanding any other law, a primary care physician and an employer may not enter into a noncompete agreement (Senate Enrolled Act 7 (2023), Ind. Code § 25-22.5-5.5-2.5(b)). The ban is categorical for that class; no buyout provision or reasonableness showing revives it.</w:t>
+        <w:t xml:space="preserve">Second, if Employee is a primary care physician, this agreement does not include and the parties may not enter a noncompete covenant restraining Employee, for any covenant entered on or after July 1, 2023: notwithstanding any other law, a primary care physician and an employer may not enter into a noncompete agreement (Ind. Code § 25-22.5-5.5-2.5(b)). The ban is categorical for that class; no buyout provision or reasonableness showing revives it.</w:t>
       </w:r>
     </w:p>
     <w:p>
@@ -2110,7 +2110,7 @@
         <w:spacing w:before="0" w:after="120" w:line="340" w:lineRule="auto"/>
       </w:pPr>
       <w:r>
-        <w:t xml:space="preserve">Third, if Employer is a hospital, a parent company of a hospital, an affiliated manager of a hospital, or a hospital system, this agreement does not include and the parties may not enter a noncompete covenant with Employee, for any covenant entered on or after July 1, 2025, and any agreement in violation of that section is void and unenforceable (Senate Enrolled Act 475 (2025), Ind. Code § 25-22.5-5.5-2.3). For such a hospital employer, the statute preserves only trade-secret nondisclosure agreements, a non-solicitation of current employees lasting no more than one year that does not restrict patient interactions, patient referrals, clinical collaboration, or the physician's professional relationships, and covenants tied to the physician's sale of a practice the physician majority-owned.</w:t>
+        <w:t xml:space="preserve">Third, if Employer is a hospital, a parent company of a hospital, an affiliated manager of a hospital, or a hospital system, this agreement does not include and the parties may not enter a noncompete covenant with Employee, for any covenant entered on or after July 1, 2025, and any agreement in violation of that section is void and unenforceable (Ind. Code § 25-22.5-5.5-2.3). For such a hospital employer, the statute preserves only trade-secret nondisclosure agreements, a non-solicitation of current employees lasting no more than one year that does not restrict patient interactions, patient referrals, clinical collaboration, or the physician's professional relationships, and covenants tied to the physician's sale of a practice the physician majority-owned.</w:t>
       </w:r>
     </w:p>
     <w:p>
@@ -2173,7 +2173,7 @@
         <w:ind w:left="720"/>
       </w:pPr>
       <w:r>
-        <w:t xml:space="preserve">Employer may disclose the existence and terms of this agreement to any prospective employer or business associate of Employee if Employer has a reasonable belief that Employee may breach this agreement. Employee consents to this disclosure. Employer acknowledges that a warning letter built on a covenant that later fails the Krueger reasonableness analysis may be raw material for a tortious-interference claim, and that it should keep any permitted disclosure factual and condition it on a restraint Employer is prepared to defend on both the legitimate-interest and the reasonableness burdens.</w:t>
+        <w:t xml:space="preserve">Employer may disclose the existence and terms of this agreement to any prospective employer or business associate of Employee if Employer has a reasonable belief that Employee may breach this agreement. Employee consents to this disclosure. Any such disclosure is limited to factual information about the existence and terms of this agreement.</w:t>
       </w:r>
     </w:p>
     <w:p>
@@ -2202,7 +2202,7 @@
         <w:ind w:left="720"/>
       </w:pPr>
       <w:r>
-        <w:t xml:space="preserve">If Employee breaches any restrictive covenant in this agreement, the Restricted Period for that covenant is extended by one day for each day of the breach, so that the full duration of the restriction runs from the date the breach ends. This extension is a separate, severable provision tied to the duration of an actual breach. The parties acknowledge that Indiana law does not squarely endorse automatically tolling or extending a covenant during breach or litigation, that any extension is itself covenant scope the employer must prove reasonable under the Krueger burden, and that because an Indiana court can only erase and not add terms, it will not manufacture restricted time the contract did not clearly and reasonably provide; the parties therefore do not intend an open-ended or indefinite extension.</w:t>
+        <w:t xml:space="preserve">If Employee breaches any restrictive covenant in this agreement, the Restricted Period for that covenant is extended by one day for each day of the breach, so that the full duration of the restriction runs from the date the breach ends. This extension is a separate, severable provision tied to the duration of an actual breach, and the parties do not intend an open-ended or indefinite extension.</w:t>
       </w:r>
     </w:p>
     <w:p>
@@ -2231,7 +2231,7 @@
         <w:ind w:left="720"/>
       </w:pPr>
       <w:r>
-        <w:t xml:space="preserve">This agreement does not stipulate a fixed sum of liquidated damages for breach of the restrictive covenants. Under Indiana law, a stipulated sum grossly disproportionate to the loss the breach would cause, or one that sweeps in conduct beyond the protected interest, is treated as an unenforceable penalty rather than as liquidated damages, and the Indiana Supreme Court has struck such provisions in full (American Consulting, Inc. v. Hannum Wagle &amp; Cline Engineering, Inc., 136 N.E.3d 208 (Ind. 2019)). If the parties elect to add a liquidated-damages provision, any stipulated sum must be tied to a documented, reasonable estimate of the anticipated loss from the specific breach it prices; it must not be grossly disproportionate to that loss; and, consistent with the eraser rule, it must be drafted as its own severable term so that an unenforceable penalty does not endanger the covenants it accompanies.</w:t>
+        <w:t xml:space="preserve">This agreement does not stipulate a fixed sum of liquidated damages for breach of the restrictive covenants. If the parties elect to add a liquidated-damages provision, any stipulated sum is tied to a documented, reasonable estimate of the anticipated loss from the specific breach it prices, is not grossly disproportionate to that loss, and is drafted as its own severable term so that it does not endanger the covenants it accompanies.</w:t>
       </w:r>
     </w:p>
     <w:p>
@@ -2260,7 +2260,7 @@
         <w:ind w:left="720"/>
       </w:pPr>
       <w:r>
-        <w:t xml:space="preserve">Employee acknowledges that a breach of this agreement may cause Employer irreparable harm for which money damages would be inadequate. Employer may seek injunctive or other equitable relief in addition to any other remedies available at law, including relief under the Indiana Uniform Trade Secrets Act for actual or threatened misappropriation of a trade secret independent of any covenant. Employer acknowledges the limits of an irreparable-harm recital: an Indiana court will not enforce an unreasonable restriction however emphatic the recital, and the reported pattern is injunctions denied because the employer could not carry the reasonableness burden. Against Indiana's American Rule baseline, a court may award attorney's fees to the prevailing party only where a claim or defense is frivolous, unreasonable, groundless, or litigated in bad faith (Ind. Code § 34-52-1-1(b)); if the parties add a prevailing-party fee provision to contract around that default, they intend it to run to whichever party prevails rather than to Employer alone.</w:t>
+        <w:t xml:space="preserve">Employee acknowledges that a breach of this agreement may cause Employer irreparable harm for which money damages would be inadequate. Employer may seek injunctive or other equitable relief in addition to any other remedies available at law, including relief under the Indiana Uniform Trade Secrets Act for actual or threatened misappropriation of a trade secret independent of any covenant. If the parties add a prevailing-party attorney's fee provision, they intend it to run to whichever party prevails rather than to Employer alone.</w:t>
       </w:r>
     </w:p>
     <w:p>
@@ -2289,7 +2289,7 @@
         <w:ind w:left="720"/>
       </w:pPr>
       <w:r>
-        <w:t xml:space="preserve">If any provision of this agreement is found to be unenforceable, the remaining provisions remain in full force and effect. Each restrictive covenant in this agreement is intended to be independently enforceable, so that a court's refusal to enforce one covenant does not affect the others. The parties draft each activity restriction, customer class, territory tier, and duration as its own grammatically severable unit precisely so that Indiana's eraser blue pencil — which may strike clearly divisible unreasonable language but may never add, change, or rearrange terms — can excise an offending part while leaving a reasonable, enforceable restriction behind.</w:t>
+        <w:t xml:space="preserve">If any provision of this agreement is found to be unenforceable, the remaining provisions remain in full force and effect. Each restrictive covenant in this agreement is intended to be independently enforceable, so that a court's refusal to enforce one covenant does not affect the others. The parties draft each activity restriction, customer class, territory tier, and duration as its own grammatically severable unit so that a court striking a divisible offending part leaves a reasonable, enforceable restriction behind.</w:t>
       </w:r>
     </w:p>
     <w:p>
@@ -2318,7 +2318,7 @@
         <w:ind w:left="720"/>
       </w:pPr>
       <w:r>
-        <w:t xml:space="preserve">The parties do not rely on any reformation, modification, or savings clause to cure an overbroad covenant, and they intend each restraint to be enforceable as written rather than in reliance on judicial revision. Under Indiana's blue-pencil doctrine, a court may excise clearly divisible unreasonable language, but the doctrine does not allow a court to rewrite a noncompetition agreement by adding, changing, or rearranging terms, and courts cannot add terms to an unenforceable restrictive covenant even where the agreement contains language purporting to give a court the power to do so (Heraeus Medical, LLC v. Zimmer, Inc., 135 N.E.3d 150 (Ind. 2019)). Erasure is available only where the covenant is clearly divisible into parts and a reasonable restriction remains after the unreasonable portions are eliminated; an indivisible, overbroad restriction written as an interconnected whole cannot be saved and is unenforceable in its entirety (Clark's Sales and Service, Inc. v. Smith, 4 N.E.3d 772 (Ind. Ct. App. 2014)). Accordingly, each restrictive covenant is drawn from the start as a tiered, severable, independently reasonable restraint sized to the Protected Interests.</w:t>
+        <w:t xml:space="preserve">The parties do not rely on any reformation, modification, or savings clause to cure an overbroad covenant, and they intend each restraint to be enforceable as written rather than in reliance on judicial revision. The parties do not intend any court to add, change, or rearrange terms to save an unenforceable covenant, and they do not rely on any contract language purporting to give a court that power. Accordingly, each restrictive covenant is drawn from the start as a tiered, severable, independently reasonable restraint sized to the Protected Interests, so that any unreasonable portion can be excised while a reasonable restriction remains.</w:t>
       </w:r>
     </w:p>
     <w:p>
@@ -2347,7 +2347,7 @@
         <w:ind w:left="720"/>
       </w:pPr>
       <w:r>
-        <w:t xml:space="preserve">Each restrictive covenant in this agreement survives the termination of Employee's employment for the Restricted Period specified in Cover Terms, with each covenant's clock stated separately so it is independently checkable. Obligations under the Confidential Information and Trade Secret Protection section survive indefinitely to the extent they relate to trade secrets. All other provisions survive to the extent necessary to enforce rights that arose during employment. Keeping each covenant's duration apart is itself severability insurance, because covenants whose durations stand alone are easier to defend as clearly divisible parts than a single bundled survival term.</w:t>
+        <w:t xml:space="preserve">Each restrictive covenant in this agreement survives the termination of Employee's employment for the Restricted Period specified in Cover Terms, with each covenant's clock stated separately so it is independently checkable. Obligations under the Confidential Information and Trade Secret Protection section survive indefinitely to the extent they relate to trade secrets. All other provisions survive to the extent necessary to enforce rights that arose during employment. Each covenant's duration stands on its own as a separate, severable term rather than as a single bundled survival clause.</w:t>
       </w:r>
     </w:p>
     <w:p>
@@ -2376,7 +2376,7 @@
         <w:ind w:left="720"/>
       </w:pPr>
       <w:r>
-        <w:t xml:space="preserve">Employee may not assign this agreement or any rights or obligations under it. Employer may assign this agreement to any affiliate, successor, or acquirer of all or substantially all of Employer's business or assets. This agreement is binding on and inures to the benefit of the parties and their respective heirs, successors, and permitted assigns. The parties acknowledge that whoever enforces these covenants inherits the Indiana posture along with them: the protectable interest must be one the successor can actually claim as its own, and the reasonableness burden travels with the covenant rather than being settled by the assignment.</w:t>
+        <w:t xml:space="preserve">Employee may not assign this agreement or any rights or obligations under it. Employer may assign this agreement to any affiliate, successor, or acquirer of all or substantially all of Employer's business or assets. This agreement is binding on and inures to the benefit of the parties and their respective heirs, successors, and permitted assigns. The parties intend that a successor may enforce these covenants only to protect a Protected Interest the successor holds as its own, and the assignment does not enlarge the scope of any covenant.</w:t>
       </w:r>
     </w:p>
     <w:p>
@@ -2405,7 +2405,7 @@
         <w:ind w:left="720"/>
       </w:pPr>
       <w:r>
-        <w:t xml:space="preserve">This agreement is governed by the law listed in Cover Terms. Where Indiana law governs, the enforceability of each restrictive covenant is determined under the common-law reasonableness rule of Central Indiana Podiatry, P.C. v. Krueger and its progeny; there is no general Indiana non-compete statute and no statutory safe harbor, so each covenant is drafted to survive the holistic reasonableness analysis rather than to escape it. Disputes will be resolved in the courts of the Governing Law state, subject to non-waivable rights under applicable law. Indiana generally honors governing-law and venue selections, with one hard statutory exception: in a contract for the improvement of real estate in Indiana, a provision making the contract subject to the laws of another state, or requiring litigation, arbitration, or other dispute resolution on the contract to occur in another state, is void (Ind. Code § 32-28-3-17). The parties intend that the governing-law and venue choices match where Employee actually lives and works.</w:t>
+        <w:t xml:space="preserve">This agreement is governed by the law listed in Cover Terms. Each restrictive covenant is drafted to satisfy the reasonableness standard of the Governing Law state rather than to escape it, and the parties intend that the governing-law and venue choices match where Employee actually lives and works. Disputes will be resolved in the courts of the Governing Law state, subject to non-waivable rights under applicable law.</w:t>
       </w:r>
     </w:p>
     <w:p>
@@ -2434,7 +2434,7 @@
         <w:ind w:left="720"/>
       </w:pPr>
       <w:r>
-        <w:t xml:space="preserve">This agreement constitutes the entire agreement between the parties regarding its subject matter and supersedes all prior agreements, understandings, and negotiations on this subject. This agreement may be amended only in writing signed by both parties. A party's failure to enforce any provision does not waive that party's right to enforce it later. This agreement may be executed in counterparts, including by electronic signature, each of which is an original. The parties acknowledge one Indiana-specific consequence: because continued employment alone can support a replacement covenant signed mid-employment, a routine amendment can re-paper the restraint, and for a physician a new execution date can move the agreement into a stricter statutory layer than the one it left; the parties therefore intend that any amendment state which covenant survives.</w:t>
+        <w:t xml:space="preserve">This agreement constitutes the entire agreement between the parties regarding its subject matter and supersedes all prior agreements, understandings, and negotiations on this subject. This agreement may be amended only in writing signed by both parties. A party's failure to enforce any provision does not waive that party's right to enforce it later. This agreement may be executed in counterparts, including by electronic signature, each of which is an original. The parties intend that any amendment state which covenant survives, and that an amendment reset the execution date only where the parties expressly so provide.</w:t>
       </w:r>
     </w:p>
     <w:p>

--- a/templates/openagreements-cc-by-4.0/openagreements-restrictive-covenant-indiana/template.fill.docx
+++ b/templates/openagreements-cc-by-4.0/openagreements-restrictive-covenant-indiana/template.fill.docx
@@ -1530,7 +1530,7 @@
         <w:t xml:space="preserve">{covered_employee_period}</w:t>
       </w:r>
       <w:r>
-        <w:t xml:space="preserve"> before termination of employment and who hold Confidential Information or specialized, hard-to-replace value in which Employer has a legitimate protectable interest. This class is limited to such employees and does not extend to Employer's workforce at large.</w:t>
+        <w:t xml:space="preserve"> before termination of employment and who hold Confidential Information or specialized, hard-to-replace value in which Employer has a legitimate Protected Interest. This class is limited to such employees and does not extend to Employer's workforce at large.</w:t>
       </w:r>
     </w:p>
     <w:p>
@@ -1581,7 +1581,7 @@
         <w:t xml:space="preserve">“Protected Interests”</w:t>
       </w:r>
       <w:r>
-        <w:t xml:space="preserve"> means the legitimate business interests an Indiana covenant may protect, namely Employer's Confidential Information, Employer's trade secrets as defined by the Indiana Uniform Trade Secrets Act (Ind. Code § 24-2-3-2), Employer's goodwill in its customer, vendor, referral-source, and business-partner relationships, and Employer's established customer relationships, but not Employer's interest in avoiding ordinary competition and not the general skills or routine industry knowledge of Employee.</w:t>
+        <w:t xml:space="preserve"> means Employer's Confidential Information, trade secrets, goodwill in its customer, vendor, referral-source, and business-partner relationships, and established customer relationships, but not Employer's interest in avoiding ordinary competition or Employee's general skills or routine industry knowledge.</w:t>
       </w:r>
     </w:p>
     <w:p>
@@ -1644,7 +1644,7 @@
         <w:t xml:space="preserve">“Solicit”</w:t>
       </w:r>
       <w:r>
-        <w:t xml:space="preserve"> means to directly or indirectly contact, approach, induce, or encourage any person or entity for the purpose of diverting business away from Employer, but does not include responding to general advertisements or unsolicited inquiries not initiated by Employee. This is a standalone, severable definition, so that if any part of it is not enforced the remainder stands on its own.</w:t>
+        <w:t xml:space="preserve"> means to directly or indirectly contact, approach, induce, or encourage any person or entity for the purpose of diverting business away from Employer, but does not include responding to general advertisements or unsolicited inquiries not initiated by Employee.</w:t>
       </w:r>
     </w:p>
     <w:p>
@@ -1665,7 +1665,7 @@
         <w:t xml:space="preserve">“Trade Secrets”</w:t>
       </w:r>
       <w:r>
-        <w:t xml:space="preserve"> has the meaning given in the Indiana Uniform Trade Secrets Act, Ind. Code § 24-2-3-2.</w:t>
+        <w:t xml:space="preserve"> means information that qualifies as a trade secret under applicable law.</w:t>
       </w:r>
     </w:p>
     <w:p>
@@ -1694,7 +1694,7 @@
         <w:ind w:left="720"/>
       </w:pPr>
       <w:r>
-        <w:t xml:space="preserve">Employer and Employee acknowledge that each restrictive covenant in this agreement is intended to protect one or more of Employer's Protected Interests and to impose no restraint greater than is required for that protection. The parties acknowledge that each covenant is meant to guard Employer's Confidential Information, trade secrets, and established customer relationships and goodwill, and not to suppress ordinary competition or to restrain Employee's general skills and routine industry knowledge, which are not protectable. The parties intend each covenant to be no greater in time, activity, and geographic area than is required to protect the Protected Interests it serves. Employer would not provide Employee with access to these Protected Interests absent the protections in this agreement. If this agreement arises ancillary to the sale of a business or of an owner's equity interest, the parties acknowledge that such covenants are subject to a more liberal, buyer-favoring enforcement standard than covenants in an ordinary employment relationship.</w:t>
+        <w:t xml:space="preserve">Employer and Employee acknowledge that each restrictive covenant in this agreement protects one or more of Employer's Protected Interests. Employer would not provide Employee with access to these Protected Interests absent the protections in this agreement. If this agreement is ancillary to the sale of a business or an ownership interest, the applicable covenants remain subject to their stated terms.</w:t>
       </w:r>
     </w:p>
     <w:p>
@@ -1723,7 +1723,7 @@
         <w:ind w:left="720"/>
       </w:pPr>
       <w:r>
-        <w:t xml:space="preserve">The parties acknowledge that this agreement is supported by adequate consideration. If Employee is an existing at-will employee, the parties agree that Employee's continued employment can serve as consideration for the covenants in this agreement, including where an at-will employee is asked to sign a new non-competition agreement as a condition of continued employment; no separate payment, raise, or promotion is required. If this agreement is signed at the outset of employment, the offer and commencement of employment is the consideration. Employee acknowledges having had the opportunity to consult with independent legal counsel before signing this agreement. Employee acknowledges that the restrictions in this agreement are reasonable and necessary to protect Employer's Protected Interests, and that each covenant is intended to be independently reasonable in time, activity, and geographic area rather than to rest on the sufficiency of consideration alone. This agreement is effective as of the Effective Date listed in Cover Terms, which also fixes the execution date that selects the governing physician statutory layer.</w:t>
+        <w:t xml:space="preserve">In consideration of Employee's employment or continued employment and the benefits provided under this agreement, the parties agree to its terms. Employee acknowledges having had the opportunity to consult with independent legal counsel before signing this agreement. Employee acknowledges that the restrictions in this agreement are appropriate to protect Employer's Protected Interests. This agreement is effective as of the Effective Date listed in Cover Terms.</w:t>
       </w:r>
     </w:p>
     <w:p>
@@ -1752,7 +1752,7 @@
         <w:ind w:left="720"/>
       </w:pPr>
       <w:r>
-        <w:t xml:space="preserve">Employee must treat all Confidential Information as strictly confidential. Employee must not use or disclose Confidential Information except as required to perform authorized job duties or with Employer's prior written consent. Employee's obligations regarding trade secrets continue in perpetuity, for as long as the information remains a trade secret. Employee's obligations regarding other Confidential Information continue for the period specified in Cover Terms. This confidentiality obligation is intended to operate alongside, and independent of, any restrictive covenant, and does not restrict Employee's use of the general knowledge, skill, and experience Employee acquired during employment. This confidentiality and trade-secret protection stands on its own and is not diminished by the unenforceability of any covenant.</w:t>
+        <w:t xml:space="preserve">Employee must treat all Confidential Information as strictly confidential. Employee must not use or disclose Confidential Information except as required to perform authorized job duties or with Employer's prior written consent. Employee's obligations regarding trade secrets continue in perpetuity, for as long as the information remains a trade secret. Employee's obligations regarding other Confidential Information continue for the period specified in Cover Terms. This confidentiality obligation does not restrict Employee's use of the general knowledge, skill, and experience Employee acquired during employment.</w:t>
       </w:r>
     </w:p>
     <w:p>
@@ -1781,7 +1781,7 @@
         <w:ind w:left="720"/>
       </w:pPr>
       <w:r>
-        <w:t xml:space="preserve">Nothing in this agreement prohibits Employee from: (a) reporting possible violations of law to any government agency, including the Securities and Exchange Commission, the Equal Employment Opportunity Commission, the Occupational Safety and Health Administration, or any other federal, state, or local agency; (b) making disclosures protected under whistleblower provisions of any law; (c) discussing wages, hours, or other terms and conditions of employment as protected by applicable law, including Section 7 of the National Labor Relations Act (29 U.S.C. § 157); (d) testifying truthfully in legal proceedings; or (e) filing a sealed complaint in court using Confidential Information without liability. Pursuant to the Defend Trade Secrets Act (18 U.S.C. § 1833(b)), Employee may not be held criminally or civilly liable for disclosing a trade secret in confidence to a government official or attorney solely for the purpose of reporting or investigating a suspected violation of law, or in a sealed court filing. This notice is provided as required by 18 U.S.C. § 1833(b)(3)(A) in a contract governing the use of a trade secret or other confidential information.</w:t>
+        <w:t xml:space="preserve">Nothing in this agreement prohibits Employee from: (a) reporting possible violations of law to any government agency, including the Securities and Exchange Commission, the Equal Employment Opportunity Commission, the Occupational Safety and Health Administration, or any other federal, state, or local agency; (b) making disclosures protected under whistleblower provisions of any law; (c) discussing wages, hours, or other terms and conditions of employment as protected by applicable law, including Section 7 of the National Labor Relations Act (29 U.S.C. § 157); (d) testifying truthfully in legal proceedings; or (e) filing a sealed complaint in court using Confidential Information without liability. Pursuant to the Defend Trade Secrets Act (18 U.S.C. § 1833(b)), Employee may not be held criminally or civilly liable for disclosing a trade secret in confidence to a government official or attorney solely for the purpose of reporting or investigating a suspected violation of law, or in a sealed court filing. This notice is provided as required under 18 U.S.C. § 1833(b)(3)(A) in a contract governing the use of a trade secret or other confidential information.</w:t>
       </w:r>
     </w:p>
     <w:p>
@@ -1810,7 +1810,7 @@
         <w:ind w:left="720"/>
       </w:pPr>
       <w:r>
-        <w:t xml:space="preserve">Upon termination of employment, Employee must promptly return to Employer all documents, devices, files, credentials, and other materials containing or relating to Confidential Information. Where permitted, Employee must permanently delete electronic copies of Confidential Information from personal devices and accounts. Employee must certify compliance with this section in writing upon Employer's request. The parties intend that these return, deletion, and certification mechanics serve as part of Employer's efforts reasonable under the circumstances to maintain the secrecy of its trade secrets.</w:t>
+        <w:t xml:space="preserve">Upon termination of employment, Employee must promptly return to Employer all documents, devices, files, credentials, and other materials containing or relating to Confidential Information. Where permitted, Employee must permanently delete electronic copies of Confidential Information from personal devices and accounts. Employee must certify compliance with this section in writing upon Employer's request.</w:t>
       </w:r>
     </w:p>
     <w:p>
@@ -1844,7 +1844,7 @@
         <w:ind w:left="720"/>
       </w:pPr>
       <w:r>
-        <w:t xml:space="preserve">During the Restricted Period, Employee must not Solicit, recruit, hire, or attempt to hire any Covered Employee. This restriction does not prohibit Employee from providing a professional reference upon request or from hiring a person who responds to a general advertisement not directed specifically at Employer's employees. This covenant reaches only Covered Employees — a class limited to workers in whom Employer holds a legitimate protectable interest — during the Restricted Period. The limiting look-back in the Covered Employees definition is stated as a separate, severable, independently reasonable unit.</w:t>
+        <w:t xml:space="preserve">During the Restricted Period, Employee must not Solicit, recruit, hire, or attempt to hire any Covered Employee. This restriction does not prohibit Employee from providing a professional reference upon request or from hiring a person who responds to a general advertisement not directed specifically at Employer's employees.</w:t>
       </w:r>
     </w:p>
     <w:p>
@@ -1883,7 +1883,7 @@
         <w:ind w:left="720"/>
       </w:pPr>
       <w:r>
-        <w:t xml:space="preserve">During the Restricted Period, Employee must not Solicit the business of any Covered Customer. This covenant reaches only Covered Customers with whom Employee had material contact or about whom Employee held Confidential Information, tying it to the legitimate interest that justifies it. This covenant maps directly onto Employer's customer-goodwill interest and operates together with the confidentiality and trade-secret protections in this agreement. It is drafted as its own severable unit so that a court addressing it does not disturb the other covenants.</w:t>
+        <w:t xml:space="preserve">During the Restricted Period, Employee must not Solicit the business of any Covered Customer.</w:t>
       </w:r>
     </w:p>
     <w:p>
@@ -1922,7 +1922,7 @@
         <w:ind w:left="720"/>
       </w:pPr>
       <w:r>
-        <w:t xml:space="preserve">During the Restricted Period, Employee must not accept, service, or do business with any Covered Customer, regardless of whether Employee or the Covered Customer first initiated contact. This restriction is broader than non-solicitation because it applies even if the Covered Customer approaches Employee. It is sized to the goodwill it protects, reaches only Covered Customers with whom Employee had material contact, and is drafted severably from the narrower non-solicitation covenant so that the narrower clause survives if the broader one is not enforced.</w:t>
+        <w:t xml:space="preserve">During the Restricted Period, Employee must not accept, service, or do business with any Covered Customer, regardless of whether Employee or the Covered Customer first initiated contact.</w:t>
       </w:r>
     </w:p>
     <w:p>
@@ -1961,7 +1961,7 @@
         <w:ind w:left="720"/>
       </w:pPr>
       <w:r>
-        <w:t xml:space="preserve">During the Restricted Period, Employee must not, within the Restricted Territory, engage in the same activities Employee actually performed for Employer on behalf of a Competitive Business. This covenant restrains only the activity Employee performed for Employer and does not bar Employee from working for a competitor in any capacity, including roles unrelated to any Protected Interest. This covenant exists to protect Employer's Protected Interests — its Confidential Information, trade secrets, and established customer relationships and goodwill — and not to restrain ordinary competition. The parties intend this covenant to be no greater than is required for the protection of Employer, with its activity, time, and territory sized to Employee's actual role and Employer's actual market. If Employer has identified specific competitors in Cover Terms under Specified Competitors, the parties intend this covenant to be understood and, if necessary, enforced as limited to those named competitors, with each discrete list entry stated as a separately severable part. The activity restriction, the duration, the territory, and any named-competitor limit are each stated as separate, grammatically severable units so that a court striking one part leaves a working restraint. Passive Public Holdings are permitted.</w:t>
+        <w:t xml:space="preserve">During the Restricted Period, Employee must not, within the Restricted Territory, engage in the same activities Employee actually performed for Employer on behalf of a Competitive Business. This covenant does not bar Employee from working for a competitor in a role unrelated to the activities Employee performed for Employer. If Specified Competitors are listed in Cover Terms, Competitive Business is limited to those listed competitors. Passive Public Holdings are permitted.</w:t>
       </w:r>
     </w:p>
     <w:p>
@@ -2000,7 +2000,7 @@
         <w:ind w:left="720"/>
       </w:pPr>
       <w:r>
-        <w:t xml:space="preserve">During the Restricted Period, Employee must not acquire or hold any active ownership interest in, serve as a director, officer, manager, or advisor to, or have material economic participation in any Competitive Business. This restriction primarily targets active or material ownership in private competitors. Because this covenant restrains active roles at and material participation in a Competitive Business, it is a post-employment restraint that connects to a Protected Interest rather than to a general wish to keep Employee's capital out of the industry, and is drawn no broader than necessary and as a severable unit. Passive Public Holdings are permitted.</w:t>
+        <w:t xml:space="preserve">During the Restricted Period, Employee must not acquire or hold any active ownership interest in, serve as a director, officer, manager, or advisor to, or have material economic participation in any Competitive Business. Passive Public Holdings are permitted.</w:t>
       </w:r>
     </w:p>
     <w:p>
@@ -2034,7 +2034,7 @@
         <w:ind w:left="720"/>
       </w:pPr>
       <w:r>
-        <w:t xml:space="preserve">During the Restricted Period specified in Cover Terms for Non-Disparagement, Employee must not make statements that are intended to or reasonably likely to disparage Employer, its officers, directors, employees, products, or services. This section does not restrict Employee from making truthful statements in legal proceedings, providing truthful testimony, making disclosures to government agencies, or exercising rights protected by law, including rights protected under Section 7 of the National Labor Relations Act.</w:t>
+        <w:t xml:space="preserve">During the Restricted Period specified in Cover Terms for Non-Disparagement, Employee must not make statements that are intended to or reasonably likely to disparage Employer, its officers, directors, employees, products, or services. This section does not restrict Employee from making truthful statements in legal proceedings, providing truthful testimony, making disclosures to government agencies, or exercising rights protected by law, including protected concerted activity.</w:t>
       </w:r>
     </w:p>
     <w:p>
@@ -2064,53 +2064,11 @@
     <w:p>
       <w:pPr>
         <w:pStyle w:val="OABody"/>
-        <w:numPr>
-          <w:ilvl w:val="1"/>
-          <w:numId w:val="1"/>
-        </w:numPr>
         <w:spacing w:before="0" w:after="120" w:line="340" w:lineRule="auto"/>
-      </w:pPr>
-      <w:r>
-        <w:t xml:space="preserve">If Employee is a physician, any covenant restraining Employee from the practice of medicine is governed by Indiana's physician statute stack, which is layered by the execution date in Cover Terms, and the parties intend the covenant to be enforced only as that stack permits.</w:t>
-      </w:r>
-    </w:p>
-    <w:p>
-      <w:pPr>
-        <w:pStyle w:val="OABody"/>
-        <w:numPr>
-          <w:ilvl w:val="1"/>
-          <w:numId w:val="1"/>
-        </w:numPr>
-        <w:spacing w:before="0" w:after="120" w:line="340" w:lineRule="auto"/>
-      </w:pPr>
-      <w:r>
-        <w:t xml:space="preserve">First, for a physician noncompete entered on or after July 1, 2020, the covenant is enforceable only if it includes all of the provisions Indiana Code § 25-22.5-5.5-2 requires, including a provision giving the physician, after the physician's employment terminates or the contract expires, the option to purchase a complete and final release from the terms of the covenant at a reasonable price. The statute does not define a reasonable price, so the parties state the price or price mechanism in Cover Terms under Release Buyout Price rather than leaving the term open. A physician noncompete within the chapter is also unenforceable where Employer terminates the physician's employment without cause (Ind. Code § 25-22.5-5.5-2(b)(1)).</w:t>
-      </w:r>
-    </w:p>
-    <w:p>
-      <w:pPr>
-        <w:pStyle w:val="OABody"/>
-        <w:numPr>
-          <w:ilvl w:val="1"/>
-          <w:numId w:val="1"/>
-        </w:numPr>
-        <w:spacing w:before="0" w:after="120" w:line="340" w:lineRule="auto"/>
-      </w:pPr>
-      <w:r>
-        <w:t xml:space="preserve">Second, if Employee is a primary care physician, this agreement does not include and the parties may not enter a noncompete covenant restraining Employee, for any covenant entered on or after July 1, 2023: notwithstanding any other law, a primary care physician and an employer may not enter into a noncompete agreement (Ind. Code § 25-22.5-5.5-2.5(b)). The ban is categorical for that class; no buyout provision or reasonableness showing revives it.</w:t>
-      </w:r>
-    </w:p>
-    <w:p>
-      <w:pPr>
-        <w:pStyle w:val="OABody"/>
-        <w:numPr>
-          <w:ilvl w:val="1"/>
-          <w:numId w:val="1"/>
-        </w:numPr>
-        <w:spacing w:before="0" w:after="120" w:line="340" w:lineRule="auto"/>
-      </w:pPr>
-      <w:r>
-        <w:t xml:space="preserve">Third, if Employer is a hospital, a parent company of a hospital, an affiliated manager of a hospital, or a hospital system, this agreement does not include and the parties may not enter a noncompete covenant with Employee, for any covenant entered on or after July 1, 2025, and any agreement in violation of that section is void and unenforceable (Ind. Code § 25-22.5-5.5-2.3). For such a hospital employer, the statute preserves only trade-secret nondisclosure agreements, a non-solicitation of current employees lasting no more than one year that does not restrict patient interactions, patient referrals, clinical collaboration, or the physician's professional relationships, and covenants tied to the physician's sale of a practice the physician majority-owned.</w:t>
+        <w:ind w:left="720"/>
+      </w:pPr>
+      <w:r>
+        <w:t xml:space="preserve">The non-competition covenant does not apply if (a) Employee is a primary care physician and this agreement is entered into on or after July 1, 2023, or (b) Employee is a physician employed by a hospital, a hospital parent company, an affiliated hospital manager, or a hospital system and this agreement is entered into on or after July 1, 2025. Any required release right and buyout price are stated in Cover Terms. The confidentiality and employee non-solicitation covenants remain in effect according to their terms.</w:t>
       </w:r>
     </w:p>
     <w:p>
@@ -2202,7 +2160,7 @@
         <w:ind w:left="720"/>
       </w:pPr>
       <w:r>
-        <w:t xml:space="preserve">If Employee breaches any restrictive covenant in this agreement, the Restricted Period for that covenant is extended by one day for each day of the breach, so that the full duration of the restriction runs from the date the breach ends. This extension is a separate, severable provision tied to the duration of an actual breach, and the parties do not intend an open-ended or indefinite extension.</w:t>
+        <w:t xml:space="preserve">If Employee breaches any restrictive covenant in this agreement, the Restricted Period for that covenant is extended by one day for each day of the breach, so that the full duration of the restriction runs from the date the breach ends.</w:t>
       </w:r>
     </w:p>
     <w:p>
@@ -2221,7 +2179,7 @@
           <w:b/>
           <w:bCs/>
         </w:rPr>
-        <w:t xml:space="preserve">Liquidated Damages</w:t>
+        <w:t xml:space="preserve">Remedies</w:t>
       </w:r>
     </w:p>
     <w:p>
@@ -2231,7 +2189,7 @@
         <w:ind w:left="720"/>
       </w:pPr>
       <w:r>
-        <w:t xml:space="preserve">This agreement does not stipulate a fixed sum of liquidated damages for breach of the restrictive covenants. If the parties elect to add a liquidated-damages provision, any stipulated sum is tied to a documented, reasonable estimate of the anticipated loss from the specific breach it prices, is not grossly disproportionate to that loss, and is drafted as its own severable term so that it does not endanger the covenants it accompanies.</w:t>
+        <w:t xml:space="preserve">Employee acknowledges that a breach of this agreement may cause Employer irreparable harm for which money damages would be inadequate. Employer may seek injunctive or other equitable relief in addition to any other remedies available at law.</w:t>
       </w:r>
     </w:p>
     <w:p>
@@ -2250,7 +2208,7 @@
           <w:b/>
           <w:bCs/>
         </w:rPr>
-        <w:t xml:space="preserve">Remedies</w:t>
+        <w:t xml:space="preserve">Enforceability and Severability</w:t>
       </w:r>
     </w:p>
     <w:p>
@@ -2260,7 +2218,7 @@
         <w:ind w:left="720"/>
       </w:pPr>
       <w:r>
-        <w:t xml:space="preserve">Employee acknowledges that a breach of this agreement may cause Employer irreparable harm for which money damages would be inadequate. Employer may seek injunctive or other equitable relief in addition to any other remedies available at law, including relief under the Indiana Uniform Trade Secrets Act for actual or threatened misappropriation of a trade secret independent of any covenant. If the parties add a prevailing-party attorney's fee provision, they intend it to run to whichever party prevails rather than to Employer alone.</w:t>
+        <w:t xml:space="preserve">If any provision of this agreement is found to be unenforceable, the remaining provisions remain in full force and effect.</w:t>
       </w:r>
     </w:p>
     <w:p>
@@ -2279,7 +2237,7 @@
           <w:b/>
           <w:bCs/>
         </w:rPr>
-        <w:t xml:space="preserve">Enforceability and Severability</w:t>
+        <w:t xml:space="preserve">Survival and Expiration of Each Covenant</w:t>
       </w:r>
     </w:p>
     <w:p>
@@ -2289,7 +2247,7 @@
         <w:ind w:left="720"/>
       </w:pPr>
       <w:r>
-        <w:t xml:space="preserve">If any provision of this agreement is found to be unenforceable, the remaining provisions remain in full force and effect. Each restrictive covenant in this agreement is intended to be independently enforceable, so that a court's refusal to enforce one covenant does not affect the others. The parties draft each activity restriction, customer class, territory tier, and duration as its own grammatically severable unit so that a court striking a divisible offending part leaves a reasonable, enforceable restriction behind.</w:t>
+        <w:t xml:space="preserve">Each restrictive covenant in this agreement survives the termination of Employee's employment for the Restricted Period specified in Cover Terms. Obligations under the Confidential Information and Trade Secret Protection section survive indefinitely to the extent they relate to trade secrets. All other provisions survive to the extent necessary to enforce rights that arose during employment.</w:t>
       </w:r>
     </w:p>
     <w:p>
@@ -2308,7 +2266,7 @@
           <w:b/>
           <w:bCs/>
         </w:rPr>
-        <w:t xml:space="preserve">No Reliance on Judicial Reformation</w:t>
+        <w:t xml:space="preserve">Assignment and Successors</w:t>
       </w:r>
     </w:p>
     <w:p>
@@ -2318,7 +2276,7 @@
         <w:ind w:left="720"/>
       </w:pPr>
       <w:r>
-        <w:t xml:space="preserve">The parties do not rely on any reformation, modification, or savings clause to cure an overbroad covenant, and they intend each restraint to be enforceable as written rather than in reliance on judicial revision. The parties do not intend any court to add, change, or rearrange terms to save an unenforceable covenant, and they do not rely on any contract language purporting to give a court that power. Accordingly, each restrictive covenant is drawn from the start as a tiered, severable, independently reasonable restraint sized to the Protected Interests, so that any unreasonable portion can be excised while a reasonable restriction remains.</w:t>
+        <w:t xml:space="preserve">Employee may not assign this agreement or any rights or obligations under it. Employer may assign this agreement to any affiliate, successor, or acquirer of all or substantially all of Employer's business or assets. This agreement is binding on and inures to the benefit of the parties and their respective heirs, successors, and permitted assigns. The parties intend that a successor may enforce these covenants only to protect a Protected Interest the successor holds as its own, and the assignment does not enlarge the scope of any covenant.</w:t>
       </w:r>
     </w:p>
     <w:p>
@@ -2337,7 +2295,7 @@
           <w:b/>
           <w:bCs/>
         </w:rPr>
-        <w:t xml:space="preserve">Survival and Expiration of Each Covenant</w:t>
+        <w:t xml:space="preserve">Governing Law, Venue, and Dispute Process</w:t>
       </w:r>
     </w:p>
     <w:p>
@@ -2347,7 +2305,7 @@
         <w:ind w:left="720"/>
       </w:pPr>
       <w:r>
-        <w:t xml:space="preserve">Each restrictive covenant in this agreement survives the termination of Employee's employment for the Restricted Period specified in Cover Terms, with each covenant's clock stated separately so it is independently checkable. Obligations under the Confidential Information and Trade Secret Protection section survive indefinitely to the extent they relate to trade secrets. All other provisions survive to the extent necessary to enforce rights that arose during employment. Each covenant's duration stands on its own as a separate, severable term rather than as a single bundled survival clause.</w:t>
+        <w:t xml:space="preserve">This agreement is governed by the law listed in Cover Terms. Disputes will be resolved in the courts of the Governing Law state, subject to non-waivable rights under applicable law.</w:t>
       </w:r>
     </w:p>
     <w:p>
@@ -2366,7 +2324,7 @@
           <w:b/>
           <w:bCs/>
         </w:rPr>
-        <w:t xml:space="preserve">Assignment and Successors</w:t>
+        <w:t xml:space="preserve">Entire Agreement, Amendment, Waiver, and Electronic Signatures</w:t>
       </w:r>
     </w:p>
     <w:p>
@@ -2376,65 +2334,7 @@
         <w:ind w:left="720"/>
       </w:pPr>
       <w:r>
-        <w:t xml:space="preserve">Employee may not assign this agreement or any rights or obligations under it. Employer may assign this agreement to any affiliate, successor, or acquirer of all or substantially all of Employer's business or assets. This agreement is binding on and inures to the benefit of the parties and their respective heirs, successors, and permitted assigns. The parties intend that a successor may enforce these covenants only to protect a Protected Interest the successor holds as its own, and the assignment does not enlarge the scope of any covenant.</w:t>
-      </w:r>
-    </w:p>
-    <w:p>
-      <w:pPr>
-        <w:pStyle w:val="OABody"/>
-        <w:keepNext/>
-        <w:numPr>
-          <w:ilvl w:val="0"/>
-          <w:numId w:val="1"/>
-        </w:numPr>
-        <w:spacing w:before="320" w:after="120" w:line="340" w:lineRule="auto"/>
-        <w:jc w:val="left"/>
-      </w:pPr>
-      <w:r>
-        <w:rPr>
-          <w:b/>
-          <w:bCs/>
-        </w:rPr>
-        <w:t xml:space="preserve">Governing Law, Venue, and Dispute Process</w:t>
-      </w:r>
-    </w:p>
-    <w:p>
-      <w:pPr>
-        <w:pStyle w:val="OABody"/>
-        <w:spacing w:before="0" w:after="120" w:line="340" w:lineRule="auto"/>
-        <w:ind w:left="720"/>
-      </w:pPr>
-      <w:r>
-        <w:t xml:space="preserve">This agreement is governed by the law listed in Cover Terms. Each restrictive covenant is drafted to satisfy the reasonableness standard of the Governing Law state rather than to escape it, and the parties intend that the governing-law and venue choices match where Employee actually lives and works. Disputes will be resolved in the courts of the Governing Law state, subject to non-waivable rights under applicable law.</w:t>
-      </w:r>
-    </w:p>
-    <w:p>
-      <w:pPr>
-        <w:pStyle w:val="OABody"/>
-        <w:keepNext/>
-        <w:numPr>
-          <w:ilvl w:val="0"/>
-          <w:numId w:val="1"/>
-        </w:numPr>
-        <w:spacing w:before="320" w:after="120" w:line="340" w:lineRule="auto"/>
-        <w:jc w:val="left"/>
-      </w:pPr>
-      <w:r>
-        <w:rPr>
-          <w:b/>
-          <w:bCs/>
-        </w:rPr>
-        <w:t xml:space="preserve">Entire Agreement, Amendment, Waiver, and Electronic Signatures</w:t>
-      </w:r>
-    </w:p>
-    <w:p>
-      <w:pPr>
-        <w:pStyle w:val="OABody"/>
-        <w:spacing w:before="0" w:after="120" w:line="340" w:lineRule="auto"/>
-        <w:ind w:left="720"/>
-      </w:pPr>
-      <w:r>
-        <w:t xml:space="preserve">This agreement constitutes the entire agreement between the parties regarding its subject matter and supersedes all prior agreements, understandings, and negotiations on this subject. This agreement may be amended only in writing signed by both parties. A party's failure to enforce any provision does not waive that party's right to enforce it later. This agreement may be executed in counterparts, including by electronic signature, each of which is an original. The parties intend that any amendment state which covenant survives, and that an amendment reset the execution date only where the parties expressly so provide.</w:t>
+        <w:t xml:space="preserve">This agreement constitutes the entire agreement between the parties regarding its subject matter and supersedes all prior agreements, understandings, and negotiations on this subject. This agreement may be amended only in writing signed by both parties. An amendment changes the Effective Date only if the amendment expressly states a new Effective Date. A party's failure to enforce any provision does not waive that party's right to enforce it later. This agreement may be executed in counterparts, including by electronic signature, each of which is an original.</w:t>
       </w:r>
     </w:p>
     <w:p>

--- a/templates/openagreements-cc-by-4.0/openagreements-restrictive-covenant-indiana/template.fill.docx
+++ b/templates/openagreements-cc-by-4.0/openagreements-restrictive-covenant-indiana/template.fill.docx
@@ -1723,7 +1723,7 @@
         <w:ind w:left="720"/>
       </w:pPr>
       <w:r>
-        <w:t xml:space="preserve">In consideration of Employee's employment or continued employment and the benefits provided under this agreement, the parties agree to its terms. Employee acknowledges having had the opportunity to consult with independent legal counsel before signing this agreement. Employee acknowledges that the restrictions in this agreement are appropriate to protect Employer's Protected Interests. This agreement is effective as of the Effective Date listed in Cover Terms.</w:t>
+        <w:t xml:space="preserve">In consideration of Employee's employment or continued employment and the benefits provided under this agreement, the parties agree to its terms. Employee acknowledges having had the opportunity to consult with independent legal counsel before signing this agreement. Employee acknowledges that the restrictions in this agreement are reasonable and necessary to protect Employer's Protected Interests. This agreement is effective as of the Effective Date listed in Cover Terms.</w:t>
       </w:r>
     </w:p>
     <w:p>
@@ -2247,7 +2247,7 @@
         <w:ind w:left="720"/>
       </w:pPr>
       <w:r>
-        <w:t xml:space="preserve">Each restrictive covenant in this agreement survives the termination of Employee's employment for the Restricted Period specified in Cover Terms. Obligations under the Confidential Information and Trade Secret Protection section survive indefinitely to the extent they relate to trade secrets. All other provisions survive to the extent necessary to enforce rights that arose during employment.</w:t>
+        <w:t xml:space="preserve">Each restrictive covenant in this agreement survives the termination of Employee's employment for the Restricted Period specified in Cover Terms. Obligations under the Confidential Information and Trade Secret Protection section survive for the Trade Secrets Duration specified in Cover Terms to the extent they relate to trade secrets, and for the Other Confidential Information Duration specified in Cover Terms for other Confidential Information. All other provisions survive to the extent necessary to enforce rights that arose during employment.</w:t>
       </w:r>
     </w:p>
     <w:p>

--- a/templates/openagreements-cc-by-4.0/openagreements-restrictive-covenant-indiana/template.fill.docx
+++ b/templates/openagreements-cc-by-4.0/openagreements-restrictive-covenant-indiana/template.fill.docx
@@ -3386,169 +3386,79 @@
 
 <file path=word/header1.xml><?xml version="1.0" encoding="utf-8"?>
 <w:hdr xmlns:w="http://schemas.openxmlformats.org/wordprocessingml/2006/main" xmlns:r="http://schemas.openxmlformats.org/officeDocument/2006/relationships">
-  <w:tbl>
-    <w:tblPr>
-      <w:tblW w:w="10080" w:type="dxa"/>
-      <w:tblBorders>
-        <w:top w:val="none" w:sz="0" w:space="0" w:color="auto"/>
-        <w:left w:val="none" w:sz="0" w:space="0" w:color="auto"/>
+  <w:p>
+    <w:pPr>
+      <w:pBdr>
         <w:bottom w:val="single" w:sz="8" w:space="0" w:color="107087"/>
-        <w:right w:val="none" w:sz="0" w:space="0" w:color="auto"/>
-        <w:insideH w:val="none" w:sz="0" w:space="0" w:color="auto"/>
-        <w:insideV w:val="none" w:sz="0" w:space="0" w:color="auto"/>
-      </w:tblBorders>
-      <w:tblLayout w:type="fixed"/>
-    </w:tblPr>
-    <w:tblGrid>
-      <w:gridCol w:w="10080"/>
-    </w:tblGrid>
-    <w:tr>
-      <w:tc>
-        <w:tcPr>
-          <w:tcW w:w="10080" w:type="dxa"/>
-          <w:tcBorders>
-            <w:bottom w:val="single" w:sz="8" w:space="0" w:color="107087"/>
-          </w:tcBorders>
-          <w:tcMar>
-            <w:top w:w="0" w:type="dxa"/>
-            <w:left w:w="0" w:type="dxa"/>
-            <w:bottom w:w="40" w:type="dxa"/>
-            <w:right w:w="0" w:type="dxa"/>
-          </w:tcMar>
-        </w:tcPr>
-        <w:p>
-          <w:pPr>
-            <w:spacing w:after="0"/>
-            <w:jc w:val="right"/>
-          </w:pPr>
-          <w:r>
-            <w:rPr>
-              <w:rFonts w:ascii="Arial" w:hAnsi="Arial" w:cs="Arial"/>
-              <w:b/>
-              <w:bCs/>
-              <w:caps/>
-              <w:color w:val="107087"/>
-              <w:sz w:val="18"/>
-              <w:szCs w:val="18"/>
-            </w:rPr>
-            <w:t xml:space="preserve">Cover Terms</w:t>
-          </w:r>
-        </w:p>
-      </w:tc>
-    </w:tr>
-  </w:tbl>
+      </w:pBdr>
+      <w:spacing w:after="0"/>
+      <w:jc w:val="right"/>
+    </w:pPr>
+    <w:r>
+      <w:rPr>
+        <w:rFonts w:ascii="Arial" w:hAnsi="Arial" w:cs="Arial"/>
+        <w:b/>
+        <w:bCs/>
+        <w:caps/>
+        <w:color w:val="107087"/>
+        <w:sz w:val="18"/>
+        <w:szCs w:val="18"/>
+      </w:rPr>
+      <w:t xml:space="preserve">Cover Terms</w:t>
+    </w:r>
+  </w:p>
 </w:hdr>
 </file>
 
 <file path=word/header2.xml><?xml version="1.0" encoding="utf-8"?>
 <w:hdr xmlns:w="http://schemas.openxmlformats.org/wordprocessingml/2006/main" xmlns:r="http://schemas.openxmlformats.org/officeDocument/2006/relationships">
-  <w:tbl>
-    <w:tblPr>
-      <w:tblW w:w="10080" w:type="dxa"/>
-      <w:tblBorders>
-        <w:top w:val="none" w:sz="0" w:space="0" w:color="auto"/>
-        <w:left w:val="none" w:sz="0" w:space="0" w:color="auto"/>
+  <w:p>
+    <w:pPr>
+      <w:pBdr>
         <w:bottom w:val="single" w:sz="8" w:space="0" w:color="107087"/>
-        <w:right w:val="none" w:sz="0" w:space="0" w:color="auto"/>
-        <w:insideH w:val="none" w:sz="0" w:space="0" w:color="auto"/>
-        <w:insideV w:val="none" w:sz="0" w:space="0" w:color="auto"/>
-      </w:tblBorders>
-      <w:tblLayout w:type="fixed"/>
-    </w:tblPr>
-    <w:tblGrid>
-      <w:gridCol w:w="10080"/>
-    </w:tblGrid>
-    <w:tr>
-      <w:tc>
-        <w:tcPr>
-          <w:tcW w:w="10080" w:type="dxa"/>
-          <w:tcBorders>
-            <w:bottom w:val="single" w:sz="8" w:space="0" w:color="107087"/>
-          </w:tcBorders>
-          <w:tcMar>
-            <w:top w:w="0" w:type="dxa"/>
-            <w:left w:w="0" w:type="dxa"/>
-            <w:bottom w:w="40" w:type="dxa"/>
-            <w:right w:w="0" w:type="dxa"/>
-          </w:tcMar>
-        </w:tcPr>
-        <w:p>
-          <w:pPr>
-            <w:spacing w:after="0"/>
-            <w:jc w:val="right"/>
-          </w:pPr>
-          <w:r>
-            <w:rPr>
-              <w:rFonts w:ascii="Arial" w:hAnsi="Arial" w:cs="Arial"/>
-              <w:b/>
-              <w:bCs/>
-              <w:caps/>
-              <w:color w:val="107087"/>
-              <w:sz w:val="18"/>
-              <w:szCs w:val="18"/>
-            </w:rPr>
-            <w:t xml:space="preserve">Standard Terms</w:t>
-          </w:r>
-        </w:p>
-      </w:tc>
-    </w:tr>
-  </w:tbl>
+      </w:pBdr>
+      <w:spacing w:after="0"/>
+      <w:jc w:val="right"/>
+    </w:pPr>
+    <w:r>
+      <w:rPr>
+        <w:rFonts w:ascii="Arial" w:hAnsi="Arial" w:cs="Arial"/>
+        <w:b/>
+        <w:bCs/>
+        <w:caps/>
+        <w:color w:val="107087"/>
+        <w:sz w:val="18"/>
+        <w:szCs w:val="18"/>
+      </w:rPr>
+      <w:t xml:space="preserve">Standard Terms</w:t>
+    </w:r>
+  </w:p>
 </w:hdr>
 </file>
 
 <file path=word/header3.xml><?xml version="1.0" encoding="utf-8"?>
 <w:hdr xmlns:w="http://schemas.openxmlformats.org/wordprocessingml/2006/main" xmlns:r="http://schemas.openxmlformats.org/officeDocument/2006/relationships">
-  <w:tbl>
-    <w:tblPr>
-      <w:tblW w:w="10080" w:type="dxa"/>
-      <w:tblBorders>
-        <w:top w:val="none" w:sz="0" w:space="0" w:color="auto"/>
-        <w:left w:val="none" w:sz="0" w:space="0" w:color="auto"/>
+  <w:p>
+    <w:pPr>
+      <w:pBdr>
         <w:bottom w:val="single" w:sz="8" w:space="0" w:color="107087"/>
-        <w:right w:val="none" w:sz="0" w:space="0" w:color="auto"/>
-        <w:insideH w:val="none" w:sz="0" w:space="0" w:color="auto"/>
-        <w:insideV w:val="none" w:sz="0" w:space="0" w:color="auto"/>
-      </w:tblBorders>
-      <w:tblLayout w:type="fixed"/>
-    </w:tblPr>
-    <w:tblGrid>
-      <w:gridCol w:w="10080"/>
-    </w:tblGrid>
-    <w:tr>
-      <w:tc>
-        <w:tcPr>
-          <w:tcW w:w="10080" w:type="dxa"/>
-          <w:tcBorders>
-            <w:bottom w:val="single" w:sz="8" w:space="0" w:color="107087"/>
-          </w:tcBorders>
-          <w:tcMar>
-            <w:top w:w="0" w:type="dxa"/>
-            <w:left w:w="0" w:type="dxa"/>
-            <w:bottom w:w="40" w:type="dxa"/>
-            <w:right w:w="0" w:type="dxa"/>
-          </w:tcMar>
-        </w:tcPr>
-        <w:p>
-          <w:pPr>
-            <w:spacing w:after="0"/>
-            <w:jc w:val="right"/>
-          </w:pPr>
-          <w:r>
-            <w:rPr>
-              <w:rFonts w:ascii="Arial" w:hAnsi="Arial" w:cs="Arial"/>
-              <w:b/>
-              <w:bCs/>
-              <w:caps/>
-              <w:color w:val="107087"/>
-              <w:sz w:val="18"/>
-              <w:szCs w:val="18"/>
-            </w:rPr>
-            <w:t xml:space="preserve">Signature Page</w:t>
-          </w:r>
-        </w:p>
-      </w:tc>
-    </w:tr>
-  </w:tbl>
+      </w:pBdr>
+      <w:spacing w:after="0"/>
+      <w:jc w:val="right"/>
+    </w:pPr>
+    <w:r>
+      <w:rPr>
+        <w:rFonts w:ascii="Arial" w:hAnsi="Arial" w:cs="Arial"/>
+        <w:b/>
+        <w:bCs/>
+        <w:caps/>
+        <w:color w:val="107087"/>
+        <w:sz w:val="18"/>
+        <w:szCs w:val="18"/>
+      </w:rPr>
+      <w:t xml:space="preserve">Signature Page</w:t>
+    </w:r>
+  </w:p>
 </w:hdr>
 </file>
 

--- a/templates/openagreements-cc-by-4.0/openagreements-restrictive-covenant-indiana/template.fill.docx
+++ b/templates/openagreements-cc-by-4.0/openagreements-restrictive-covenant-indiana/template.fill.docx
@@ -339,7 +339,7 @@
                 <w:rFonts w:ascii="Arial" w:hAnsi="Arial" w:cs="Arial"/>
                 <w:i/>
                 <w:iCs/>
-                <w:color w:val="494A4B"/>
+                <w:color w:val="1D2021"/>
                 <w:sz w:val="21"/>
                 <w:szCs w:val="21"/>
               </w:rPr>
@@ -363,7 +363,7 @@
                 <w:rFonts w:ascii="Arial" w:hAnsi="Arial" w:cs="Arial"/>
                 <w:i/>
                 <w:iCs/>
-                <w:color w:val="494A4B"/>
+                <w:color w:val="1D2021"/>
                 <w:sz w:val="21"/>
                 <w:szCs w:val="21"/>
                 <w:highlight w:val="yellow"/>
@@ -390,7 +390,7 @@
                 <w:rFonts w:ascii="Arial" w:hAnsi="Arial" w:cs="Arial"/>
                 <w:i/>
                 <w:iCs/>
-                <w:color w:val="494A4B"/>
+                <w:color w:val="1D2021"/>
                 <w:sz w:val="21"/>
                 <w:szCs w:val="21"/>
               </w:rPr>
@@ -414,7 +414,7 @@
                 <w:rFonts w:ascii="Arial" w:hAnsi="Arial" w:cs="Arial"/>
                 <w:i/>
                 <w:iCs/>
-                <w:color w:val="494A4B"/>
+                <w:color w:val="1D2021"/>
                 <w:sz w:val="21"/>
                 <w:szCs w:val="21"/>
                 <w:highlight w:val="yellow"/>
@@ -478,7 +478,7 @@
                 <w:rFonts w:ascii="Arial" w:hAnsi="Arial" w:cs="Arial"/>
                 <w:i/>
                 <w:iCs/>
-                <w:color w:val="494A4B"/>
+                <w:color w:val="1D2021"/>
                 <w:sz w:val="21"/>
                 <w:szCs w:val="21"/>
               </w:rPr>
@@ -502,7 +502,7 @@
                 <w:rFonts w:ascii="Arial" w:hAnsi="Arial" w:cs="Arial"/>
                 <w:i/>
                 <w:iCs/>
-                <w:color w:val="494A4B"/>
+                <w:color w:val="1D2021"/>
                 <w:sz w:val="21"/>
                 <w:szCs w:val="21"/>
                 <w:highlight w:val="yellow"/>
@@ -535,7 +535,7 @@
                 <w:rFonts w:ascii="Arial" w:hAnsi="Arial" w:cs="Arial"/>
                 <w:i/>
                 <w:iCs/>
-                <w:color w:val="494A4B"/>
+                <w:color w:val="1D2021"/>
                 <w:sz w:val="21"/>
                 <w:szCs w:val="21"/>
               </w:rPr>
@@ -559,7 +559,7 @@
                 <w:rFonts w:ascii="Arial" w:hAnsi="Arial" w:cs="Arial"/>
                 <w:i/>
                 <w:iCs/>
-                <w:color w:val="494A4B"/>
+                <w:color w:val="1D2021"/>
                 <w:sz w:val="21"/>
                 <w:szCs w:val="21"/>
                 <w:highlight w:val="yellow"/>
@@ -626,7 +626,7 @@
                 <w:rFonts w:ascii="Arial" w:hAnsi="Arial" w:cs="Arial"/>
                 <w:i/>
                 <w:iCs/>
-                <w:color w:val="494A4B"/>
+                <w:color w:val="1D2021"/>
                 <w:sz w:val="21"/>
                 <w:szCs w:val="21"/>
               </w:rPr>
@@ -650,7 +650,7 @@
                 <w:rFonts w:ascii="Arial" w:hAnsi="Arial" w:cs="Arial"/>
                 <w:i/>
                 <w:iCs/>
-                <w:color w:val="494A4B"/>
+                <w:color w:val="1D2021"/>
                 <w:sz w:val="21"/>
                 <w:szCs w:val="21"/>
                 <w:highlight w:val="yellow"/>
@@ -683,7 +683,7 @@
                 <w:rFonts w:ascii="Arial" w:hAnsi="Arial" w:cs="Arial"/>
                 <w:i/>
                 <w:iCs/>
-                <w:color w:val="494A4B"/>
+                <w:color w:val="1D2021"/>
                 <w:sz w:val="21"/>
                 <w:szCs w:val="21"/>
               </w:rPr>
@@ -707,7 +707,7 @@
                 <w:rFonts w:ascii="Arial" w:hAnsi="Arial" w:cs="Arial"/>
                 <w:i/>
                 <w:iCs/>
-                <w:color w:val="494A4B"/>
+                <w:color w:val="1D2021"/>
                 <w:sz w:val="21"/>
                 <w:szCs w:val="21"/>
                 <w:highlight w:val="yellow"/>
@@ -774,7 +774,7 @@
                 <w:rFonts w:ascii="Arial" w:hAnsi="Arial" w:cs="Arial"/>
                 <w:i/>
                 <w:iCs/>
-                <w:color w:val="494A4B"/>
+                <w:color w:val="1D2021"/>
                 <w:sz w:val="21"/>
                 <w:szCs w:val="21"/>
               </w:rPr>
@@ -798,7 +798,7 @@
                 <w:rFonts w:ascii="Arial" w:hAnsi="Arial" w:cs="Arial"/>
                 <w:i/>
                 <w:iCs/>
-                <w:color w:val="494A4B"/>
+                <w:color w:val="1D2021"/>
                 <w:sz w:val="21"/>
                 <w:szCs w:val="21"/>
                 <w:highlight w:val="yellow"/>
@@ -831,7 +831,7 @@
                 <w:rFonts w:ascii="Arial" w:hAnsi="Arial" w:cs="Arial"/>
                 <w:i/>
                 <w:iCs/>
-                <w:color w:val="494A4B"/>
+                <w:color w:val="1D2021"/>
                 <w:sz w:val="21"/>
                 <w:szCs w:val="21"/>
               </w:rPr>
@@ -855,7 +855,7 @@
                 <w:rFonts w:ascii="Arial" w:hAnsi="Arial" w:cs="Arial"/>
                 <w:i/>
                 <w:iCs/>
-                <w:color w:val="494A4B"/>
+                <w:color w:val="1D2021"/>
                 <w:sz w:val="21"/>
                 <w:szCs w:val="21"/>
                 <w:highlight w:val="yellow"/>
@@ -888,7 +888,7 @@
                 <w:rFonts w:ascii="Arial" w:hAnsi="Arial" w:cs="Arial"/>
                 <w:i/>
                 <w:iCs/>
-                <w:color w:val="494A4B"/>
+                <w:color w:val="1D2021"/>
                 <w:sz w:val="21"/>
                 <w:szCs w:val="21"/>
               </w:rPr>
@@ -912,7 +912,7 @@
                 <w:rFonts w:ascii="Arial" w:hAnsi="Arial" w:cs="Arial"/>
                 <w:i/>
                 <w:iCs/>
-                <w:color w:val="494A4B"/>
+                <w:color w:val="1D2021"/>
                 <w:sz w:val="21"/>
                 <w:szCs w:val="21"/>
                 <w:highlight w:val="yellow"/>
@@ -945,7 +945,7 @@
                 <w:rFonts w:ascii="Arial" w:hAnsi="Arial" w:cs="Arial"/>
                 <w:i/>
                 <w:iCs/>
-                <w:color w:val="494A4B"/>
+                <w:color w:val="1D2021"/>
                 <w:sz w:val="21"/>
                 <w:szCs w:val="21"/>
               </w:rPr>
@@ -969,7 +969,7 @@
                 <w:rFonts w:ascii="Arial" w:hAnsi="Arial" w:cs="Arial"/>
                 <w:i/>
                 <w:iCs/>
-                <w:color w:val="494A4B"/>
+                <w:color w:val="1D2021"/>
                 <w:sz w:val="21"/>
                 <w:szCs w:val="21"/>
                 <w:highlight w:val="yellow"/>
@@ -1036,7 +1036,7 @@
                 <w:rFonts w:ascii="Arial" w:hAnsi="Arial" w:cs="Arial"/>
                 <w:i/>
                 <w:iCs/>
-                <w:color w:val="494A4B"/>
+                <w:color w:val="1D2021"/>
                 <w:sz w:val="21"/>
                 <w:szCs w:val="21"/>
               </w:rPr>
@@ -1060,7 +1060,7 @@
                 <w:rFonts w:ascii="Arial" w:hAnsi="Arial" w:cs="Arial"/>
                 <w:i/>
                 <w:iCs/>
-                <w:color w:val="494A4B"/>
+                <w:color w:val="1D2021"/>
                 <w:sz w:val="21"/>
                 <w:szCs w:val="21"/>
                 <w:highlight w:val="yellow"/>
@@ -1127,7 +1127,7 @@
                 <w:rFonts w:ascii="Arial" w:hAnsi="Arial" w:cs="Arial"/>
                 <w:i/>
                 <w:iCs/>
-                <w:color w:val="494A4B"/>
+                <w:color w:val="1D2021"/>
                 <w:sz w:val="21"/>
                 <w:szCs w:val="21"/>
               </w:rPr>
@@ -1151,7 +1151,7 @@
                 <w:rFonts w:ascii="Arial" w:hAnsi="Arial" w:cs="Arial"/>
                 <w:i/>
                 <w:iCs/>
-                <w:color w:val="494A4B"/>
+                <w:color w:val="1D2021"/>
                 <w:sz w:val="21"/>
                 <w:szCs w:val="21"/>
                 <w:highlight w:val="yellow"/>
@@ -1184,7 +1184,7 @@
                 <w:rFonts w:ascii="Arial" w:hAnsi="Arial" w:cs="Arial"/>
                 <w:i/>
                 <w:iCs/>
-                <w:color w:val="494A4B"/>
+                <w:color w:val="1D2021"/>
                 <w:sz w:val="21"/>
                 <w:szCs w:val="21"/>
               </w:rPr>
@@ -1208,7 +1208,7 @@
                 <w:rFonts w:ascii="Arial" w:hAnsi="Arial" w:cs="Arial"/>
                 <w:i/>
                 <w:iCs/>
-                <w:color w:val="494A4B"/>
+                <w:color w:val="1D2021"/>
                 <w:sz w:val="21"/>
                 <w:szCs w:val="21"/>
                 <w:highlight w:val="yellow"/>
@@ -1266,7 +1266,7 @@
                 <w:rFonts w:ascii="Arial" w:hAnsi="Arial" w:cs="Arial"/>
                 <w:i/>
                 <w:iCs/>
-                <w:color w:val="494A4B"/>
+                <w:color w:val="1D2021"/>
                 <w:sz w:val="21"/>
                 <w:szCs w:val="21"/>
               </w:rPr>
@@ -1290,7 +1290,7 @@
                 <w:rFonts w:ascii="Arial" w:hAnsi="Arial" w:cs="Arial"/>
                 <w:i/>
                 <w:iCs/>
-                <w:color w:val="494A4B"/>
+                <w:color w:val="1D2021"/>
                 <w:sz w:val="21"/>
                 <w:szCs w:val="21"/>
                 <w:highlight w:val="yellow"/>
@@ -1354,7 +1354,7 @@
                 <w:rFonts w:ascii="Arial" w:hAnsi="Arial" w:cs="Arial"/>
                 <w:i/>
                 <w:iCs/>
-                <w:color w:val="494A4B"/>
+                <w:color w:val="1D2021"/>
                 <w:sz w:val="21"/>
                 <w:szCs w:val="21"/>
               </w:rPr>
@@ -1378,7 +1378,7 @@
                 <w:rFonts w:ascii="Arial" w:hAnsi="Arial" w:cs="Arial"/>
                 <w:i/>
                 <w:iCs/>
-                <w:color w:val="494A4B"/>
+                <w:color w:val="1D2021"/>
                 <w:sz w:val="21"/>
                 <w:szCs w:val="21"/>
                 <w:highlight w:val="yellow"/>

--- a/templates/openagreements-cc-by-4.0/openagreements-restrictive-covenant-indiana/template.fill.docx
+++ b/templates/openagreements-cc-by-4.0/openagreements-restrictive-covenant-indiana/template.fill.docx
@@ -1449,7 +1449,7 @@
         <w:t xml:space="preserve">“Competitive Business”</w:t>
       </w:r>
       <w:r>
-        <w:t xml:space="preserve"> means the business activities described in Cover Terms under Competitive Business.</w:t>
+        <w:t xml:space="preserve"> means a person or entity that engages in the business activities described in Cover Terms under Competitive Business.</w:t>
       </w:r>
     </w:p>
     <w:p>
